--- a/Day_4/7-Optional_Assignment.docx
+++ b/Day_4/7-Optional_Assignment.docx
@@ -15,6 +15,9 @@
     </w:p>
     <w:p>
       <w:r>
+        <w:rPr>
+          <w:noProof/>
+        </w:rPr>
         <w:drawing>
           <wp:inline distT="0" distB="0" distL="0" distR="0" wp14:anchorId="6F636346" wp14:editId="6141F079">
             <wp:extent cx="5731510" cy="2965450"/>
@@ -60,6 +63,9 @@
     </w:p>
     <w:p>
       <w:r>
+        <w:rPr>
+          <w:noProof/>
+        </w:rPr>
         <w:drawing>
           <wp:inline distT="0" distB="0" distL="0" distR="0" wp14:anchorId="4CF1B7E4" wp14:editId="689F6733">
             <wp:extent cx="5731510" cy="2820035"/>
@@ -109,6 +115,9 @@
     </w:p>
     <w:p>
       <w:r>
+        <w:rPr>
+          <w:noProof/>
+        </w:rPr>
         <w:drawing>
           <wp:inline distT="0" distB="0" distL="0" distR="0" wp14:anchorId="122EFD53" wp14:editId="441659AA">
             <wp:extent cx="5731510" cy="3534410"/>
@@ -154,6 +163,9 @@
     </w:p>
     <w:p>
       <w:r>
+        <w:rPr>
+          <w:noProof/>
+        </w:rPr>
         <w:drawing>
           <wp:inline distT="0" distB="0" distL="0" distR="0" wp14:anchorId="3098B80D" wp14:editId="56751A55">
             <wp:extent cx="5731510" cy="2409190"/>
@@ -204,6 +216,9 @@
     </w:p>
     <w:p>
       <w:r>
+        <w:rPr>
+          <w:noProof/>
+        </w:rPr>
         <w:drawing>
           <wp:inline distT="0" distB="0" distL="0" distR="0" wp14:anchorId="5950F58B" wp14:editId="78FA2394">
             <wp:extent cx="5731510" cy="4130040"/>
@@ -249,6 +264,9 @@
     </w:p>
     <w:p>
       <w:r>
+        <w:rPr>
+          <w:noProof/>
+        </w:rPr>
         <w:drawing>
           <wp:inline distT="0" distB="0" distL="0" distR="0" wp14:anchorId="07E38052" wp14:editId="7533E77B">
             <wp:extent cx="5731510" cy="3198495"/>
@@ -288,6 +306,9 @@
     </w:p>
     <w:p>
       <w:r>
+        <w:rPr>
+          <w:noProof/>
+        </w:rPr>
         <w:lastRenderedPageBreak/>
         <w:drawing>
           <wp:inline distT="0" distB="0" distL="0" distR="0" wp14:anchorId="1DAB66EB" wp14:editId="61582115">
@@ -334,6 +355,9 @@
     </w:p>
     <w:p>
       <w:r>
+        <w:rPr>
+          <w:noProof/>
+        </w:rPr>
         <w:drawing>
           <wp:inline distT="0" distB="0" distL="0" distR="0" wp14:anchorId="2A07B85F" wp14:editId="4C6875BC">
             <wp:extent cx="5731510" cy="1514475"/>
@@ -379,6 +403,9 @@
     </w:p>
     <w:p>
       <w:r>
+        <w:rPr>
+          <w:noProof/>
+        </w:rPr>
         <w:drawing>
           <wp:inline distT="0" distB="0" distL="0" distR="0" wp14:anchorId="391E98E3" wp14:editId="4731CDF3">
             <wp:extent cx="5731510" cy="1032510"/>
@@ -424,6 +451,9 @@
     </w:p>
     <w:p>
       <w:r>
+        <w:rPr>
+          <w:noProof/>
+        </w:rPr>
         <w:drawing>
           <wp:inline distT="0" distB="0" distL="0" distR="0" wp14:anchorId="11A718C9" wp14:editId="1959CB72">
             <wp:extent cx="5731510" cy="2423160"/>
@@ -469,6 +499,9 @@
     </w:p>
     <w:p>
       <w:r>
+        <w:rPr>
+          <w:noProof/>
+        </w:rPr>
         <w:drawing>
           <wp:inline distT="0" distB="0" distL="0" distR="0" wp14:anchorId="31368DC4" wp14:editId="2BCFAC92">
             <wp:extent cx="5731510" cy="3019425"/>
@@ -508,6 +541,9 @@
     </w:p>
     <w:p>
       <w:r>
+        <w:rPr>
+          <w:noProof/>
+        </w:rPr>
         <w:lastRenderedPageBreak/>
         <w:drawing>
           <wp:inline distT="0" distB="0" distL="0" distR="0" wp14:anchorId="17577DC6" wp14:editId="51E8BC6D">
@@ -555,29 +591,69 @@
         <w:t>isplay the employee’s name, job title for the jobs, employee did in the past where the job was done less than 12 months.</w:t>
       </w:r>
     </w:p>
-    <w:p/>
-    <w:p/>
-    <w:p/>
-    <w:p/>
-    <w:p/>
-    <w:p/>
-    <w:p/>
-    <w:p/>
-    <w:p/>
-    <w:p/>
-    <w:p/>
-    <w:p/>
-    <w:p/>
-    <w:p/>
-    <w:p/>
-    <w:p>
-      <w:r>
-        <w:lastRenderedPageBreak/>
+    <w:p>
+      <w:r>
+        <w:drawing>
+          <wp:inline distT="0" distB="0" distL="0" distR="0" wp14:anchorId="343E018D" wp14:editId="16C9B6F8">
+            <wp:extent cx="5731510" cy="1920240"/>
+            <wp:effectExtent l="0" t="0" r="2540" b="3810"/>
+            <wp:docPr id="859018870" name="Picture 1"/>
+            <wp:cNvGraphicFramePr>
+              <a:graphicFrameLocks xmlns:a="http://schemas.openxmlformats.org/drawingml/2006/main" noChangeAspect="1"/>
+            </wp:cNvGraphicFramePr>
+            <a:graphic xmlns:a="http://schemas.openxmlformats.org/drawingml/2006/main">
+              <a:graphicData uri="http://schemas.openxmlformats.org/drawingml/2006/picture">
+                <pic:pic xmlns:pic="http://schemas.openxmlformats.org/drawingml/2006/picture">
+                  <pic:nvPicPr>
+                    <pic:cNvPr id="859018870" name=""/>
+                    <pic:cNvPicPr/>
+                  </pic:nvPicPr>
+                  <pic:blipFill>
+                    <a:blip r:embed="rId18"/>
+                    <a:stretch>
+                      <a:fillRect/>
+                    </a:stretch>
+                  </pic:blipFill>
+                  <pic:spPr>
+                    <a:xfrm>
+                      <a:off x="0" y="0"/>
+                      <a:ext cx="5731510" cy="1920240"/>
+                    </a:xfrm>
+                    <a:prstGeom prst="rect">
+                      <a:avLst/>
+                    </a:prstGeom>
+                  </pic:spPr>
+                </pic:pic>
+              </a:graphicData>
+            </a:graphic>
+          </wp:inline>
+        </w:drawing>
+      </w:r>
+    </w:p>
+    <w:p/>
+    <w:p/>
+    <w:p/>
+    <w:p/>
+    <w:p/>
+    <w:p/>
+    <w:p/>
+    <w:p/>
+    <w:p/>
+    <w:p/>
+    <w:p/>
+    <w:p/>
+    <w:p/>
+    <w:p/>
+    <w:p>
+      <w:r>
         <w:t>12. Display employee name and country in which he is working.</w:t>
       </w:r>
     </w:p>
     <w:p>
       <w:r>
+        <w:rPr>
+          <w:noProof/>
+        </w:rPr>
         <w:drawing>
           <wp:inline distT="0" distB="0" distL="0" distR="0" wp14:anchorId="1D89E56B" wp14:editId="09790DB8">
             <wp:extent cx="5731510" cy="3582670"/>
@@ -594,7 +670,7 @@
                     <pic:cNvPicPr/>
                   </pic:nvPicPr>
                   <pic:blipFill>
-                    <a:blip r:embed="rId18"/>
+                    <a:blip r:embed="rId19"/>
                     <a:stretch>
                       <a:fillRect/>
                     </a:stretch>
@@ -617,6 +693,10 @@
     </w:p>
     <w:p>
       <w:r>
+        <w:rPr>
+          <w:noProof/>
+        </w:rPr>
+        <w:lastRenderedPageBreak/>
         <w:drawing>
           <wp:inline distT="0" distB="0" distL="0" distR="0" wp14:anchorId="3CA2A046" wp14:editId="077CA212">
             <wp:extent cx="5731510" cy="4390292"/>
@@ -633,7 +713,7 @@
                     <pic:cNvPicPr/>
                   </pic:nvPicPr>
                   <pic:blipFill>
-                    <a:blip r:embed="rId19"/>
+                    <a:blip r:embed="rId20"/>
                     <a:stretch>
                       <a:fillRect/>
                     </a:stretch>
@@ -657,7 +737,6 @@
     <w:p/>
     <w:p>
       <w:r>
-        <w:lastRenderedPageBreak/>
         <w:t>13. D</w:t>
       </w:r>
       <w:r>
@@ -666,6 +745,9 @@
     </w:p>
     <w:p>
       <w:r>
+        <w:rPr>
+          <w:noProof/>
+        </w:rPr>
         <w:drawing>
           <wp:inline distT="0" distB="0" distL="0" distR="0" wp14:anchorId="41E076A8" wp14:editId="6E1B77D1">
             <wp:extent cx="5731510" cy="2256155"/>
@@ -682,7 +764,7 @@
                     <pic:cNvPicPr/>
                   </pic:nvPicPr>
                   <pic:blipFill>
-                    <a:blip r:embed="rId20"/>
+                    <a:blip r:embed="rId21"/>
                     <a:stretch>
                       <a:fillRect/>
                     </a:stretch>
@@ -704,12 +786,63 @@
       </w:r>
     </w:p>
     <w:p/>
-    <w:p>
-      <w:r>
+    <w:p/>
+    <w:p/>
+    <w:p>
+      <w:r>
+        <w:lastRenderedPageBreak/>
         <w:t>1</w:t>
       </w:r>
       <w:r>
         <w:t>4. Display the count of employees, month and the year in which 3 or more employees joined in any department located in ‘Seattle’.</w:t>
+      </w:r>
+    </w:p>
+    <w:p/>
+    <w:p>
+      <w:r>
+        <w:t>1</w:t>
+      </w:r>
+      <w:r>
+        <w:t>5. Display employee name, job title, start date, and end date of past jobs of all employees with commission percentage null.</w:t>
+      </w:r>
+    </w:p>
+    <w:p>
+      <w:r>
+        <w:drawing>
+          <wp:inline distT="0" distB="0" distL="0" distR="0" wp14:anchorId="38380CB7" wp14:editId="634BAFC1">
+            <wp:extent cx="5731510" cy="2776220"/>
+            <wp:effectExtent l="0" t="0" r="2540" b="5080"/>
+            <wp:docPr id="1150374259" name="Picture 1"/>
+            <wp:cNvGraphicFramePr>
+              <a:graphicFrameLocks xmlns:a="http://schemas.openxmlformats.org/drawingml/2006/main" noChangeAspect="1"/>
+            </wp:cNvGraphicFramePr>
+            <a:graphic xmlns:a="http://schemas.openxmlformats.org/drawingml/2006/main">
+              <a:graphicData uri="http://schemas.openxmlformats.org/drawingml/2006/picture">
+                <pic:pic xmlns:pic="http://schemas.openxmlformats.org/drawingml/2006/picture">
+                  <pic:nvPicPr>
+                    <pic:cNvPr id="1150374259" name=""/>
+                    <pic:cNvPicPr/>
+                  </pic:nvPicPr>
+                  <pic:blipFill>
+                    <a:blip r:embed="rId22"/>
+                    <a:stretch>
+                      <a:fillRect/>
+                    </a:stretch>
+                  </pic:blipFill>
+                  <pic:spPr>
+                    <a:xfrm>
+                      <a:off x="0" y="0"/>
+                      <a:ext cx="5731510" cy="2776220"/>
+                    </a:xfrm>
+                    <a:prstGeom prst="rect">
+                      <a:avLst/>
+                    </a:prstGeom>
+                  </pic:spPr>
+                </pic:pic>
+              </a:graphicData>
+            </a:graphic>
+          </wp:inline>
+        </w:drawing>
       </w:r>
     </w:p>
     <w:p/>
